--- a/Jesmi_SRE.docx
+++ b/Jesmi_SRE.docx
@@ -429,6 +429,16 @@
           <w:rtl w:val="0"/>
         </w:rPr>
         <w:br w:type="textWrapping"/>
+      </w:r>
+      <w:r>
+        <w:rPr>
+          <w:rFonts w:ascii="Times New Roman" w:cs="Times New Roman" w:eastAsia="Times New Roman" w:hAnsi="Times New Roman"/>
+          <w:b w:val="1"/>
+          <w:bCs w:val="1"/>
+          <w:sz w:val="22"/>
+          <w:szCs w:val="22"/>
+          <w:rtl w:val="0"/>
+        </w:rPr>
         <w:t xml:space="preserve">Mimecast</w:t>
       </w:r>
       <w:r>
@@ -982,7 +992,7 @@
           <w:rFonts w:ascii="Times New Roman" w:cs="Times New Roman" w:eastAsia="Times New Roman" w:hAnsi="Times New Roman"/>
           <w:rtl w:val="0"/>
         </w:rPr>
-        <w:t xml:space="preserve">Led incident management bridge calls and conducted post-mortem analyses for critical Nexus and SonarQubeoutages; identified root causes and drove the migration of both applications from on-premises to AWS EKS using Kubernetes and Helm, reducing mean downtime from 45 minutes to 5 minutes and establishing post-incident runbooks adopted across the engineering org</w:t>
+        <w:t xml:space="preserve">Led incident management bridge calls and conducted post-mortem analyses for critical Nexus and SonarQube outages; identified root causes and drove the migration of both applications from on-premises to AWS EKS using Kubernetes and Helm, reducing mean downtime from 45 minutes to 5 minutes and establishing post-incident runbooks adopted across the engineering org</w:t>
       </w:r>
       <w:r>
         <w:rPr>
@@ -1136,6 +1146,11 @@
         </w:rPr>
         <w:t xml:space="preserve"> service discovery, Thanos for long-term metrics retention, cAdvisor for container-level metrics, and node-exporter for host-level system metrics across EC2 fleet</w:t>
       </w:r>
+      <w:r>
+        <w:rPr>
+          <w:rtl w:val="0"/>
+        </w:rPr>
+      </w:r>
     </w:p>
     <w:p>
       <w:pPr>
@@ -1146,33 +1161,19 @@
         <w:spacing w:line="276" w:lineRule="auto"/>
         <w:ind w:left="205" w:hanging="205"/>
         <w:jc w:val="both"/>
-        <w:rPr>
-          <w:rFonts w:ascii="Times New Roman" w:cs="Times New Roman" w:eastAsia="Times New Roman" w:hAnsi="Times New Roman"/>
-          <w:u w:val="none"/>
-        </w:rPr>
-      </w:pPr>
-      <w:r>
-        <w:rPr>
-          <w:rFonts w:ascii="Times New Roman" w:cs="Times New Roman" w:eastAsia="Times New Roman" w:hAnsi="Times New Roman"/>
-          <w:rtl w:val="0"/>
-        </w:rPr>
-        <w:t xml:space="preserve">Designed incident automation integrating Grafana alerting with </w:t>
-      </w:r>
-      <w:r>
-        <w:rPr>
-          <w:rFonts w:ascii="Times New Roman" w:cs="Times New Roman" w:eastAsia="Times New Roman" w:hAnsi="Times New Roman"/>
-          <w:b w:val="1"/>
-          <w:bCs w:val="1"/>
-          <w:rtl w:val="0"/>
-        </w:rPr>
-        <w:t xml:space="preserve">JSM</w:t>
-      </w:r>
-      <w:r>
-        <w:rPr>
-          <w:rFonts w:ascii="Times New Roman" w:cs="Times New Roman" w:eastAsia="Times New Roman" w:hAnsi="Times New Roman"/>
-          <w:rtl w:val="0"/>
-        </w:rPr>
-        <w:t xml:space="preserve"> to auto-trigger a Zoom bridge call with Jira incident ticket, and upon resolution, automatically generate a post-action ticket and a Confluence post-mortem page. led multiple live incident calls using this workflow.</w:t>
+        <w:rPr/>
+      </w:pPr>
+      <w:r>
+        <w:rPr>
+          <w:rFonts w:ascii="Times New Roman" w:cs="Times New Roman" w:eastAsia="Times New Roman" w:hAnsi="Times New Roman"/>
+          <w:rtl w:val="0"/>
+        </w:rPr>
+        <w:t xml:space="preserve">Designed incident automation by integrating Grafana alerting with JSM to auto-trigger a Zoom bridge call with a Jira incident ticket and, upon resolution, automatically generate a post-action ticket and a Confluence post-mortem page. led multiple live incident calls using this workflow.</w:t>
+      </w:r>
+      <w:r>
+        <w:rPr>
+          <w:rtl w:val="0"/>
+        </w:rPr>
       </w:r>
     </w:p>
     <w:p>
@@ -1237,8 +1238,9 @@
           <w:ilvl w:val="0"/>
           <w:numId w:val="1"/>
         </w:numPr>
-        <w:ind w:left="205"/>
-        <w:jc w:val="both"/>
+        <w:ind w:left="205" w:hanging="205"/>
+        <w:jc w:val="both"/>
+        <w:rPr/>
       </w:pPr>
       <w:r>
         <w:rPr>
@@ -1294,6 +1296,11 @@
           <w:rtl w:val="0"/>
         </w:rPr>
         <w:t xml:space="preserve"> and GitLab CI/CD pipelines to programmatically enforce reliability and security standards before production deployment</w:t>
+      </w:r>
+      <w:r>
+        <w:rPr>
+          <w:rtl w:val="0"/>
+        </w:rPr>
       </w:r>
     </w:p>
     <w:p>
@@ -1463,11 +1470,21 @@
       <w:r>
         <w:rPr>
           <w:rFonts w:ascii="Times New Roman" w:cs="Times New Roman" w:eastAsia="Times New Roman" w:hAnsi="Times New Roman"/>
+          <w:b w:val="1"/>
+          <w:bCs w:val="1"/>
           <w:sz w:val="22"/>
           <w:szCs w:val="22"/>
           <w:rtl w:val="0"/>
         </w:rPr>
         <w:t xml:space="preserve">Fannie Mae</w:t>
+      </w:r>
+      <w:r>
+        <w:rPr>
+          <w:rFonts w:ascii="Times New Roman" w:cs="Times New Roman" w:eastAsia="Times New Roman" w:hAnsi="Times New Roman"/>
+          <w:sz w:val="22"/>
+          <w:szCs w:val="22"/>
+          <w:rtl w:val="0"/>
+        </w:rPr>
         <w:tab/>
         <w:tab/>
         <w:tab/>
@@ -1551,18 +1568,21 @@
         </w:rPr>
         <w:t xml:space="preserve">Defined and derived SLOs/SLIs for 25+ cloud-based and on-premises applications aligned with business SLAs, establishing data-driven monitoring framework and actionable alerting for critical financial services</w:t>
       </w:r>
-    </w:p>
-    <w:p>
-      <w:pPr>
-        <w:numPr>
-          <w:ilvl w:val="0"/>
-          <w:numId w:val="1"/>
-        </w:numPr>
-        <w:ind w:left="205"/>
-        <w:jc w:val="both"/>
-        <w:rPr>
-          <w:rFonts w:ascii="Times New Roman" w:cs="Times New Roman" w:eastAsia="Times New Roman" w:hAnsi="Times New Roman"/>
-        </w:rPr>
+      <w:r>
+        <w:rPr>
+          <w:rtl w:val="0"/>
+        </w:rPr>
+      </w:r>
+    </w:p>
+    <w:p>
+      <w:pPr>
+        <w:numPr>
+          <w:ilvl w:val="0"/>
+          <w:numId w:val="1"/>
+        </w:numPr>
+        <w:ind w:left="205" w:hanging="205"/>
+        <w:jc w:val="both"/>
+        <w:rPr/>
       </w:pPr>
       <w:r>
         <w:rPr>
@@ -1659,6 +1679,11 @@
         </w:rPr>
         <w:t xml:space="preserve"> with SLO/SLI-based alerts, improving application observability and reducing incident detection time by 50%</w:t>
       </w:r>
+      <w:r>
+        <w:rPr>
+          <w:rtl w:val="0"/>
+        </w:rPr>
+      </w:r>
     </w:p>
     <w:p>
       <w:pPr>
@@ -1690,18 +1715,21 @@
         </w:rPr>
         <w:t xml:space="preserve">Enhanced Splunk dashboards to visualize key performance metrics, application logs, and business KPIs, significantly improving system resiliency and enabling proactive issue identification</w:t>
       </w:r>
-    </w:p>
-    <w:p>
-      <w:pPr>
-        <w:numPr>
-          <w:ilvl w:val="0"/>
-          <w:numId w:val="1"/>
-        </w:numPr>
-        <w:ind w:left="205"/>
-        <w:jc w:val="both"/>
-        <w:rPr>
-          <w:rFonts w:ascii="Times New Roman" w:cs="Times New Roman" w:eastAsia="Times New Roman" w:hAnsi="Times New Roman"/>
-        </w:rPr>
+      <w:r>
+        <w:rPr>
+          <w:rtl w:val="0"/>
+        </w:rPr>
+      </w:r>
+    </w:p>
+    <w:p>
+      <w:pPr>
+        <w:numPr>
+          <w:ilvl w:val="0"/>
+          <w:numId w:val="1"/>
+        </w:numPr>
+        <w:ind w:left="205" w:hanging="205"/>
+        <w:jc w:val="both"/>
+        <w:rPr/>
       </w:pPr>
       <w:r>
         <w:rPr>
@@ -1717,11 +1745,9 @@
           <w:ilvl w:val="0"/>
           <w:numId w:val="1"/>
         </w:numPr>
-        <w:ind w:left="205"/>
-        <w:jc w:val="both"/>
-        <w:rPr>
-          <w:rFonts w:ascii="Times New Roman" w:cs="Times New Roman" w:eastAsia="Times New Roman" w:hAnsi="Times New Roman"/>
-        </w:rPr>
+        <w:ind w:left="205" w:hanging="205"/>
+        <w:jc w:val="both"/>
+        <w:rPr/>
       </w:pPr>
       <w:r>
         <w:rPr>
@@ -1729,11 +1755,6 @@
           <w:rtl w:val="0"/>
         </w:rPr>
         <w:t xml:space="preserve">Drove targeted reliability improvement meetings, and increased application uptime — enabling data-driven conversations with engineering teams on when to slow feature delivery to protect reliability commitments.</w:t>
-      </w:r>
-      <w:r>
-        <w:rPr>
-          <w:rtl w:val="0"/>
-        </w:rPr>
       </w:r>
     </w:p>
     <w:p>
@@ -1992,6 +2013,8 @@
       <w:r>
         <w:rPr>
           <w:rFonts w:ascii="Times New Roman" w:cs="Times New Roman" w:eastAsia="Times New Roman" w:hAnsi="Times New Roman"/>
+          <w:b w:val="1"/>
+          <w:bCs w:val="1"/>
           <w:sz w:val="22"/>
           <w:szCs w:val="22"/>
           <w:rtl w:val="0"/>
@@ -2729,7 +2752,6 @@
         </w:rPr>
         <w:t xml:space="preserve"> from 90 minutes to 35 minutes</w:t>
         <w:br w:type="textWrapping"/>
-        <w:br w:type="textWrapping"/>
       </w:r>
       <w:r>
         <w:rPr>
@@ -2751,6 +2773,8 @@
       <w:r>
         <w:rPr>
           <w:rFonts w:ascii="Times New Roman" w:cs="Times New Roman" w:eastAsia="Times New Roman" w:hAnsi="Times New Roman"/>
+          <w:b w:val="1"/>
+          <w:bCs w:val="1"/>
           <w:color w:val="000000"/>
           <w:sz w:val="22"/>
           <w:szCs w:val="22"/>
@@ -2761,12 +2785,23 @@
       <w:r>
         <w:rPr>
           <w:rFonts w:ascii="Times New Roman" w:cs="Times New Roman" w:eastAsia="Times New Roman" w:hAnsi="Times New Roman"/>
+          <w:b w:val="1"/>
+          <w:bCs w:val="1"/>
           <w:color w:val="6f7878"/>
           <w:sz w:val="22"/>
           <w:szCs w:val="22"/>
           <w:rtl w:val="0"/>
         </w:rPr>
         <w:tab/>
+      </w:r>
+      <w:r>
+        <w:rPr>
+          <w:rFonts w:ascii="Times New Roman" w:cs="Times New Roman" w:eastAsia="Times New Roman" w:hAnsi="Times New Roman"/>
+          <w:color w:val="6f7878"/>
+          <w:sz w:val="22"/>
+          <w:szCs w:val="22"/>
+          <w:rtl w:val="0"/>
+        </w:rPr>
         <w:tab/>
         <w:tab/>
         <w:tab/>
@@ -3176,12 +3211,14 @@
       <w:r>
         <w:rPr>
           <w:rFonts w:ascii="Times New Roman" w:cs="Times New Roman" w:eastAsia="Times New Roman" w:hAnsi="Times New Roman"/>
+          <w:b w:val="1"/>
+          <w:bCs w:val="1"/>
           <w:color w:val="000000"/>
           <w:sz w:val="22"/>
           <w:szCs w:val="22"/>
           <w:rtl w:val="0"/>
         </w:rPr>
-        <w:t xml:space="preserve">Nirvana Technologies</w:t>
+        <w:t xml:space="preserve">[24]7.ai</w:t>
         <w:tab/>
       </w:r>
       <w:r>
@@ -3201,6 +3238,9 @@
         <w:tab/>
         <w:tab/>
         <w:tab/>
+        <w:t xml:space="preserve">      </w:t>
+        <w:tab/>
+        <w:tab/>
         <w:t xml:space="preserve">        </w:t>
       </w:r>
       <w:r>
@@ -3222,15 +3262,6 @@
           <w:rFonts w:ascii="Times New Roman" w:cs="Times New Roman" w:eastAsia="Times New Roman" w:hAnsi="Times New Roman"/>
         </w:rPr>
       </w:pPr>
-      <w:r>
-        <w:rPr>
-          <w:rFonts w:ascii="Times New Roman" w:cs="Times New Roman" w:eastAsia="Times New Roman" w:hAnsi="Times New Roman"/>
-          <w:sz w:val="22"/>
-          <w:szCs w:val="22"/>
-          <w:rtl w:val="0"/>
-        </w:rPr>
-        <w:t xml:space="preserve"> </w:t>
-      </w:r>
       <w:r>
         <w:rPr>
           <w:rFonts w:ascii="Times New Roman" w:cs="Times New Roman" w:eastAsia="Times New Roman" w:hAnsi="Times New Roman"/>
@@ -3250,8 +3281,7 @@
         <w:tab/>
         <w:tab/>
         <w:tab/>
-        <w:tab/>
-        <w:t xml:space="preserve"> </w:t>
+        <w:t xml:space="preserve">            </w:t>
       </w:r>
       <w:r>
         <w:rPr>
@@ -3260,36 +3290,22 @@
           <w:szCs w:val="22"/>
           <w:rtl w:val="0"/>
         </w:rPr>
-        <w:t xml:space="preserve">Jun 2016 – Nov 2016</w:t>
-      </w:r>
-      <w:r>
-        <w:rPr>
-          <w:rtl w:val="0"/>
-        </w:rPr>
-      </w:r>
-    </w:p>
-    <w:p>
-      <w:pPr>
-        <w:keepNext w:val="0"/>
-        <w:keepLines w:val="0"/>
-        <w:pageBreakBefore w:val="0"/>
-        <w:widowControl w:val="1"/>
-        <w:numPr>
-          <w:ilvl w:val="0"/>
-          <w:numId w:val="1"/>
-        </w:numPr>
-        <w:pBdr>
-          <w:top w:space="0" w:sz="0" w:val="nil"/>
-          <w:left w:space="0" w:sz="0" w:val="nil"/>
-          <w:bottom w:space="0" w:sz="0" w:val="nil"/>
-          <w:right w:space="0" w:sz="0" w:val="nil"/>
-          <w:between w:space="0" w:sz="0" w:val="nil"/>
-        </w:pBdr>
-        <w:shd w:fill="auto" w:val="clear"/>
-        <w:spacing w:after="0" w:before="0" w:line="264" w:lineRule="auto"/>
-        <w:ind w:left="205" w:right="0" w:hanging="168"/>
-        <w:jc w:val="both"/>
-        <w:rPr/>
+        <w:t xml:space="preserve">June 2016 – Nov 2016</w:t>
+      </w:r>
+      <w:r>
+        <w:rPr>
+          <w:rtl w:val="0"/>
+        </w:rPr>
+      </w:r>
+    </w:p>
+    <w:p>
+      <w:pPr>
+        <w:numPr>
+          <w:ilvl w:val="0"/>
+          <w:numId w:val="1"/>
+        </w:numPr>
+        <w:ind w:left="205"/>
+        <w:jc w:val="both"/>
       </w:pPr>
       <w:r>
         <w:rPr>
@@ -3298,34 +3314,15 @@
         </w:rPr>
         <w:t xml:space="preserve">Managed 1500+ physical and VMware virtual servers across Red Hat Enterprise Linux 7, CentOS, and Ubuntu 12.x environments, supporting diverse application stacks and business-critical services</w:t>
       </w:r>
-      <w:r>
-        <w:rPr>
-          <w:rtl w:val="0"/>
-        </w:rPr>
-      </w:r>
-    </w:p>
-    <w:p>
-      <w:pPr>
-        <w:keepNext w:val="0"/>
-        <w:keepLines w:val="0"/>
-        <w:pageBreakBefore w:val="0"/>
-        <w:widowControl w:val="1"/>
-        <w:numPr>
-          <w:ilvl w:val="0"/>
-          <w:numId w:val="1"/>
-        </w:numPr>
-        <w:pBdr>
-          <w:top w:space="0" w:sz="0" w:val="nil"/>
-          <w:left w:space="0" w:sz="0" w:val="nil"/>
-          <w:bottom w:space="0" w:sz="0" w:val="nil"/>
-          <w:right w:space="0" w:sz="0" w:val="nil"/>
-          <w:between w:space="0" w:sz="0" w:val="nil"/>
-        </w:pBdr>
-        <w:shd w:fill="auto" w:val="clear"/>
-        <w:spacing w:after="0" w:before="0" w:line="264" w:lineRule="auto"/>
-        <w:ind w:left="205" w:right="0" w:hanging="168"/>
-        <w:jc w:val="both"/>
-        <w:rPr/>
+    </w:p>
+    <w:p>
+      <w:pPr>
+        <w:numPr>
+          <w:ilvl w:val="0"/>
+          <w:numId w:val="1"/>
+        </w:numPr>
+        <w:ind w:left="205"/>
+        <w:jc w:val="both"/>
       </w:pPr>
       <w:r>
         <w:rPr>
@@ -3334,34 +3331,15 @@
         </w:rPr>
         <w:t xml:space="preserve">Performed package management using RPM, YUM, and Apt-get for maintaining system stability, security patching, and software lifecycle management across enterprise server fleet</w:t>
       </w:r>
-      <w:r>
-        <w:rPr>
-          <w:rtl w:val="0"/>
-        </w:rPr>
-      </w:r>
-    </w:p>
-    <w:p>
-      <w:pPr>
-        <w:keepNext w:val="0"/>
-        <w:keepLines w:val="0"/>
-        <w:pageBreakBefore w:val="0"/>
-        <w:widowControl w:val="1"/>
-        <w:numPr>
-          <w:ilvl w:val="0"/>
-          <w:numId w:val="1"/>
-        </w:numPr>
-        <w:pBdr>
-          <w:top w:space="0" w:sz="0" w:val="nil"/>
-          <w:left w:space="0" w:sz="0" w:val="nil"/>
-          <w:bottom w:space="0" w:sz="0" w:val="nil"/>
-          <w:right w:space="0" w:sz="0" w:val="nil"/>
-          <w:between w:space="0" w:sz="0" w:val="nil"/>
-        </w:pBdr>
-        <w:shd w:fill="auto" w:val="clear"/>
-        <w:spacing w:after="0" w:before="0" w:line="264" w:lineRule="auto"/>
-        <w:ind w:left="205" w:right="0" w:hanging="168"/>
-        <w:jc w:val="both"/>
-        <w:rPr/>
+    </w:p>
+    <w:p>
+      <w:pPr>
+        <w:numPr>
+          <w:ilvl w:val="0"/>
+          <w:numId w:val="1"/>
+        </w:numPr>
+        <w:ind w:left="205"/>
+        <w:jc w:val="both"/>
       </w:pPr>
       <w:r>
         <w:rPr>
@@ -3370,34 +3348,15 @@
         </w:rPr>
         <w:t xml:space="preserve">Developed Bash and Python automation scripts for backup operations, system monitoring, disk space verification, user management, iptables firewall configuration, and package installation</w:t>
       </w:r>
-      <w:r>
-        <w:rPr>
-          <w:rtl w:val="0"/>
-        </w:rPr>
-      </w:r>
-    </w:p>
-    <w:p>
-      <w:pPr>
-        <w:keepNext w:val="0"/>
-        <w:keepLines w:val="0"/>
-        <w:pageBreakBefore w:val="0"/>
-        <w:widowControl w:val="1"/>
-        <w:numPr>
-          <w:ilvl w:val="0"/>
-          <w:numId w:val="1"/>
-        </w:numPr>
-        <w:pBdr>
-          <w:top w:space="0" w:sz="0" w:val="nil"/>
-          <w:left w:space="0" w:sz="0" w:val="nil"/>
-          <w:bottom w:space="0" w:sz="0" w:val="nil"/>
-          <w:right w:space="0" w:sz="0" w:val="nil"/>
-          <w:between w:space="0" w:sz="0" w:val="nil"/>
-        </w:pBdr>
-        <w:shd w:fill="auto" w:val="clear"/>
-        <w:spacing w:after="0" w:before="0" w:line="264" w:lineRule="auto"/>
-        <w:ind w:left="205" w:right="0" w:hanging="168"/>
-        <w:jc w:val="both"/>
-        <w:rPr/>
+    </w:p>
+    <w:p>
+      <w:pPr>
+        <w:numPr>
+          <w:ilvl w:val="0"/>
+          <w:numId w:val="1"/>
+        </w:numPr>
+        <w:ind w:left="205"/>
+        <w:jc w:val="both"/>
       </w:pPr>
       <w:r>
         <w:rPr>
@@ -3406,34 +3365,15 @@
         </w:rPr>
         <w:t xml:space="preserve">Administered Jenkins continuous integration server installation, configuration, and integration with SVN repositories for automated build processes</w:t>
       </w:r>
-      <w:r>
-        <w:rPr>
-          <w:rtl w:val="0"/>
-        </w:rPr>
-      </w:r>
-    </w:p>
-    <w:p>
-      <w:pPr>
-        <w:keepNext w:val="0"/>
-        <w:keepLines w:val="0"/>
-        <w:pageBreakBefore w:val="0"/>
-        <w:widowControl w:val="1"/>
-        <w:numPr>
-          <w:ilvl w:val="0"/>
-          <w:numId w:val="1"/>
-        </w:numPr>
-        <w:pBdr>
-          <w:top w:space="0" w:sz="0" w:val="nil"/>
-          <w:left w:space="0" w:sz="0" w:val="nil"/>
-          <w:bottom w:space="0" w:sz="0" w:val="nil"/>
-          <w:right w:space="0" w:sz="0" w:val="nil"/>
-          <w:between w:space="0" w:sz="0" w:val="nil"/>
-        </w:pBdr>
-        <w:shd w:fill="auto" w:val="clear"/>
-        <w:spacing w:after="0" w:before="0" w:line="264" w:lineRule="auto"/>
-        <w:ind w:left="205" w:right="0" w:hanging="168"/>
-        <w:jc w:val="both"/>
-        <w:rPr/>
+    </w:p>
+    <w:p>
+      <w:pPr>
+        <w:numPr>
+          <w:ilvl w:val="0"/>
+          <w:numId w:val="1"/>
+        </w:numPr>
+        <w:ind w:left="205"/>
+        <w:jc w:val="both"/>
       </w:pPr>
       <w:r>
         <w:rPr>
@@ -3441,11 +3381,6 @@
           <w:rtl w:val="0"/>
         </w:rPr>
         <w:t xml:space="preserve">Conducted performance tuning on Linux servers using CLI tools, monitored system performance metrics, and managed centralized log aggregation and analysis using Splunk</w:t>
-      </w:r>
-      <w:r>
-        <w:rPr>
-          <w:rtl w:val="0"/>
-        </w:rPr>
       </w:r>
     </w:p>
     <w:p>
@@ -3479,7 +3414,7 @@
           <w:bCs w:val="1"/>
         </w:rPr>
       </w:pPr>
-      <w:bookmarkStart w:colFirst="0" w:colLast="0" w:name="_p9ljf72rf7pr" w:id="0"/>
+      <w:bookmarkStart w:colFirst="0" w:colLast="0" w:name="_v0rm41yzu5hn" w:id="0"/>
       <w:bookmarkEnd w:id="0"/>
       <w:r>
         <w:rPr>
@@ -4313,7 +4248,7 @@
           <w:bCs w:val="1"/>
         </w:rPr>
       </w:pPr>
-      <w:bookmarkStart w:colFirst="0" w:colLast="0" w:name="_80wzy7unogrf" w:id="1"/>
+      <w:bookmarkStart w:colFirst="0" w:colLast="0" w:name="_pceuetipc3tw" w:id="1"/>
       <w:bookmarkEnd w:id="1"/>
       <w:r>
         <w:rPr>
@@ -4538,7 +4473,7 @@
           <w:rFonts w:ascii="Times New Roman" w:cs="Times New Roman" w:eastAsia="Times New Roman" w:hAnsi="Times New Roman"/>
         </w:rPr>
       </w:pPr>
-      <w:bookmarkStart w:colFirst="0" w:colLast="0" w:name="_hxibc2obndwp" w:id="2"/>
+      <w:bookmarkStart w:colFirst="0" w:colLast="0" w:name="_4t9v8tghlt9f" w:id="2"/>
       <w:bookmarkEnd w:id="2"/>
       <w:r>
         <w:rPr>
@@ -4559,7 +4494,7 @@
           <w:bCs w:val="1"/>
         </w:rPr>
       </w:pPr>
-      <w:bookmarkStart w:colFirst="0" w:colLast="0" w:name="_yxgz2va0wkpq" w:id="3"/>
+      <w:bookmarkStart w:colFirst="0" w:colLast="0" w:name="_liudqxvqgyw" w:id="3"/>
       <w:bookmarkEnd w:id="3"/>
       <w:r>
         <w:rPr>
